--- a/dist/exports/isolation-of-elements_revision_notes.docx
+++ b/dist/exports/isolation-of-elements_revision_notes.docx
@@ -189,7 +189,7 @@
                 <w:color w:val="2D3748"/>
                 <w:sz w:val="19"/>
               </w:rPr>
-              <w:t>Isolation Of Elements - Core Application</w:t>
+              <w:t>Isolation Of Elements — Applied Cases, Reactions &amp; Traps</w:t>
             </w:r>
           </w:p>
         </w:tc>
@@ -209,7 +209,7 @@
               <w:rPr>
                 <w:sz w:val="19"/>
               </w:rPr>
-              <w:t>106 PYQs</w:t>
+              <w:t>51 PYQs</w:t>
             </w:r>
           </w:p>
         </w:tc>
@@ -230,7 +230,181 @@
                 <w:color w:val="718096"/>
                 <w:sz w:val="19"/>
               </w:rPr>
-              <w:t>General Concept</w:t>
+              <w:t>Applied Topics</w:t>
+            </w:r>
+          </w:p>
+        </w:tc>
+      </w:tr>
+      <w:tr>
+        <w:tc>
+          <w:tcPr>
+            <w:tcW w:type="dxa" w:w="2160"/>
+            <w:shd w:fill="FFFFFF"/>
+            <w:tcMar>
+              <w:top w:w="80" w:type="dxa"/>
+              <w:bottom w:w="80" w:type="dxa"/>
+              <w:left w:w="150" w:type="dxa"/>
+              <w:right w:w="150" w:type="dxa"/>
+            </w:tcMar>
+          </w:tcPr>
+          <w:p>
+            <w:r>
+              <w:rPr>
+                <w:b/>
+                <w:color w:val="C53030"/>
+                <w:sz w:val="19"/>
+              </w:rPr>
+              <w:t>Very High</w:t>
+            </w:r>
+          </w:p>
+        </w:tc>
+        <w:tc>
+          <w:tcPr>
+            <w:tcW w:type="dxa" w:w="4320"/>
+            <w:shd w:fill="FFFFFF"/>
+            <w:tcMar>
+              <w:top w:w="80" w:type="dxa"/>
+              <w:bottom w:w="80" w:type="dxa"/>
+              <w:left w:w="150" w:type="dxa"/>
+              <w:right w:w="150" w:type="dxa"/>
+            </w:tcMar>
+          </w:tcPr>
+          <w:p>
+            <w:r>
+              <w:rPr>
+                <w:b/>
+                <w:color w:val="2D3748"/>
+                <w:sz w:val="19"/>
+              </w:rPr>
+              <w:t>Isolation Of Elements — Standard Calculations &amp; Problem Archetypes</w:t>
+            </w:r>
+          </w:p>
+        </w:tc>
+        <w:tc>
+          <w:tcPr>
+            <w:tcW w:type="dxa" w:w="1728"/>
+            <w:shd w:fill="FFFFFF"/>
+            <w:tcMar>
+              <w:top w:w="80" w:type="dxa"/>
+              <w:bottom w:w="80" w:type="dxa"/>
+              <w:left w:w="150" w:type="dxa"/>
+              <w:right w:w="150" w:type="dxa"/>
+            </w:tcMar>
+          </w:tcPr>
+          <w:p>
+            <w:r>
+              <w:rPr>
+                <w:sz w:val="19"/>
+              </w:rPr>
+              <w:t>43 PYQs</w:t>
+            </w:r>
+          </w:p>
+        </w:tc>
+        <w:tc>
+          <w:tcPr>
+            <w:tcW w:type="dxa" w:w="1872"/>
+            <w:shd w:fill="FFFFFF"/>
+            <w:tcMar>
+              <w:top w:w="80" w:type="dxa"/>
+              <w:bottom w:w="80" w:type="dxa"/>
+              <w:left w:w="150" w:type="dxa"/>
+              <w:right w:w="150" w:type="dxa"/>
+            </w:tcMar>
+          </w:tcPr>
+          <w:p>
+            <w:r>
+              <w:rPr>
+                <w:color w:val="718096"/>
+                <w:sz w:val="19"/>
+              </w:rPr>
+              <w:t>Quantitative Analysis</w:t>
+            </w:r>
+          </w:p>
+        </w:tc>
+      </w:tr>
+      <w:tr>
+        <w:tc>
+          <w:tcPr>
+            <w:tcW w:type="dxa" w:w="2160"/>
+            <w:shd w:fill="F7FAFC"/>
+            <w:tcMar>
+              <w:top w:w="80" w:type="dxa"/>
+              <w:bottom w:w="80" w:type="dxa"/>
+              <w:left w:w="150" w:type="dxa"/>
+              <w:right w:w="150" w:type="dxa"/>
+            </w:tcMar>
+          </w:tcPr>
+          <w:p>
+            <w:r>
+              <w:rPr>
+                <w:b/>
+                <w:color w:val="C53030"/>
+                <w:sz w:val="19"/>
+              </w:rPr>
+              <w:t>Very High</w:t>
+            </w:r>
+          </w:p>
+        </w:tc>
+        <w:tc>
+          <w:tcPr>
+            <w:tcW w:type="dxa" w:w="4320"/>
+            <w:shd w:fill="F7FAFC"/>
+            <w:tcMar>
+              <w:top w:w="80" w:type="dxa"/>
+              <w:bottom w:w="80" w:type="dxa"/>
+              <w:left w:w="150" w:type="dxa"/>
+              <w:right w:w="150" w:type="dxa"/>
+            </w:tcMar>
+          </w:tcPr>
+          <w:p>
+            <w:r>
+              <w:rPr>
+                <w:b/>
+                <w:color w:val="2D3748"/>
+                <w:sz w:val="19"/>
+              </w:rPr>
+              <w:t>Isolation Of Elements — Core Principles &amp; Governing Laws</w:t>
+            </w:r>
+          </w:p>
+        </w:tc>
+        <w:tc>
+          <w:tcPr>
+            <w:tcW w:type="dxa" w:w="1728"/>
+            <w:shd w:fill="F7FAFC"/>
+            <w:tcMar>
+              <w:top w:w="80" w:type="dxa"/>
+              <w:bottom w:w="80" w:type="dxa"/>
+              <w:left w:w="150" w:type="dxa"/>
+              <w:right w:w="150" w:type="dxa"/>
+            </w:tcMar>
+          </w:tcPr>
+          <w:p>
+            <w:r>
+              <w:rPr>
+                <w:sz w:val="19"/>
+              </w:rPr>
+              <w:t>15 PYQs</w:t>
+            </w:r>
+          </w:p>
+        </w:tc>
+        <w:tc>
+          <w:tcPr>
+            <w:tcW w:type="dxa" w:w="1872"/>
+            <w:shd w:fill="F7FAFC"/>
+            <w:tcMar>
+              <w:top w:w="80" w:type="dxa"/>
+              <w:bottom w:w="80" w:type="dxa"/>
+              <w:left w:w="150" w:type="dxa"/>
+              <w:right w:w="150" w:type="dxa"/>
+            </w:tcMar>
+          </w:tcPr>
+          <w:p>
+            <w:r>
+              <w:rPr>
+                <w:color w:val="718096"/>
+                <w:sz w:val="19"/>
+              </w:rPr>
+              <w:t>Core Principle</w:t>
             </w:r>
           </w:p>
         </w:tc>
@@ -311,6 +485,144 @@
           </w:p>
         </w:tc>
       </w:tr>
+      <w:tr>
+        <w:tc>
+          <w:tcPr>
+            <w:tcW w:type="dxa" w:w="3600"/>
+            <w:shd w:fill="F7FAFC"/>
+            <w:tcMar>
+              <w:top w:w="100" w:type="dxa"/>
+              <w:bottom w:w="100" w:type="dxa"/>
+              <w:left w:w="150" w:type="dxa"/>
+              <w:right w:w="150" w:type="dxa"/>
+            </w:tcMar>
+          </w:tcPr>
+          <w:p>
+            <w:r>
+              <w:rPr>
+                <w:b/>
+                <w:color w:val="1A365D"/>
+                <w:sz w:val="19"/>
+              </w:rPr>
+              <w:t>Isolation Of Elements — Applied Cases, Reactions &amp; Traps</w:t>
+            </w:r>
+          </w:p>
+        </w:tc>
+        <w:tc>
+          <w:tcPr>
+            <w:tcW w:type="dxa" w:w="6480"/>
+            <w:shd w:fill="F7FAFC"/>
+            <w:tcMar>
+              <w:top w:w="100" w:type="dxa"/>
+              <w:bottom w:w="100" w:type="dxa"/>
+              <w:left w:w="150" w:type="dxa"/>
+              <w:right w:w="150" w:type="dxa"/>
+            </w:tcMar>
+          </w:tcPr>
+          <w:p>
+            <w:r>
+              <w:rPr>
+                <w:rFonts w:ascii="Cambria Math" w:hAnsi="Cambria Math"/>
+                <w:color w:val="2D3748"/>
+                <w:sz w:val="19"/>
+              </w:rPr>
+              <w:t>600^{\circ}C,C, \quad CaCO_{3}\overset{\Delta}{\longrightarrow}CaO+CO_{2}, \quad Al_{2}O_{3}</w:t>
+            </w:r>
+          </w:p>
+        </w:tc>
+      </w:tr>
+      <w:tr>
+        <w:tc>
+          <w:tcPr>
+            <w:tcW w:type="dxa" w:w="3600"/>
+            <w:shd w:fill="FFFFFF"/>
+            <w:tcMar>
+              <w:top w:w="100" w:type="dxa"/>
+              <w:bottom w:w="100" w:type="dxa"/>
+              <w:left w:w="150" w:type="dxa"/>
+              <w:right w:w="150" w:type="dxa"/>
+            </w:tcMar>
+          </w:tcPr>
+          <w:p>
+            <w:r>
+              <w:rPr>
+                <w:b/>
+                <w:color w:val="1A365D"/>
+                <w:sz w:val="19"/>
+              </w:rPr>
+              <w:t>Isolation Of Elements — Standard Calculations &amp; Problem Archetypes</w:t>
+            </w:r>
+          </w:p>
+        </w:tc>
+        <w:tc>
+          <w:tcPr>
+            <w:tcW w:type="dxa" w:w="6480"/>
+            <w:shd w:fill="FFFFFF"/>
+            <w:tcMar>
+              <w:top w:w="100" w:type="dxa"/>
+              <w:bottom w:w="100" w:type="dxa"/>
+              <w:left w:w="150" w:type="dxa"/>
+              <w:right w:w="150" w:type="dxa"/>
+            </w:tcMar>
+          </w:tcPr>
+          <w:p>
+            <w:r>
+              <w:rPr>
+                <w:rFonts w:ascii="Cambria Math" w:hAnsi="Cambria Math"/>
+                <w:color w:val="2D3748"/>
+                <w:sz w:val="19"/>
+              </w:rPr>
+              <w:t>_{2}, \quad Al_{2}O_{3}, \quad \Delta_{r}S^{0}</w:t>
+            </w:r>
+          </w:p>
+        </w:tc>
+      </w:tr>
+      <w:tr>
+        <w:tc>
+          <w:tcPr>
+            <w:tcW w:type="dxa" w:w="3600"/>
+            <w:shd w:fill="F7FAFC"/>
+            <w:tcMar>
+              <w:top w:w="100" w:type="dxa"/>
+              <w:bottom w:w="100" w:type="dxa"/>
+              <w:left w:w="150" w:type="dxa"/>
+              <w:right w:w="150" w:type="dxa"/>
+            </w:tcMar>
+          </w:tcPr>
+          <w:p>
+            <w:r>
+              <w:rPr>
+                <w:b/>
+                <w:color w:val="1A365D"/>
+                <w:sz w:val="19"/>
+              </w:rPr>
+              <w:t>Isolation Of Elements — Core Principles &amp; Governing Laws</w:t>
+            </w:r>
+          </w:p>
+        </w:tc>
+        <w:tc>
+          <w:tcPr>
+            <w:tcW w:type="dxa" w:w="6480"/>
+            <w:shd w:fill="F7FAFC"/>
+            <w:tcMar>
+              <w:top w:w="100" w:type="dxa"/>
+              <w:bottom w:w="100" w:type="dxa"/>
+              <w:left w:w="150" w:type="dxa"/>
+              <w:right w:w="150" w:type="dxa"/>
+            </w:tcMar>
+          </w:tcPr>
+          <w:p>
+            <w:r>
+              <w:rPr>
+                <w:rFonts w:ascii="Cambria Math" w:hAnsi="Cambria Math"/>
+                <w:color w:val="2D3748"/>
+                <w:sz w:val="19"/>
+              </w:rPr>
+              <w:t>_{3}, \quad Na_{3}AlF_{6}, \quad _{2}</w:t>
+            </w:r>
+          </w:p>
+        </w:tc>
+      </w:tr>
     </w:tbl>
     <w:p>
       <w:pPr>
@@ -338,7 +650,7 @@
           <w:color w:val="2B6CB0"/>
           <w:sz w:val="24"/>
         </w:rPr>
-        <w:t>3.1 Isolation Of Elements - Core Application (Very High Yield — 106 PYQs)</w:t>
+        <w:t>3.1 Isolation Of Elements — Applied Cases, Reactions &amp; Traps (Very High Yield — 51 PYQs)</w:t>
       </w:r>
     </w:p>
     <w:p>
@@ -353,7 +665,7 @@
         <w:rPr>
           <w:sz w:val="20"/>
         </w:rPr>
-        <w:t>Key problem pattern in Isolation Of Elements.</w:t>
+        <w:t>Special cases, experimental observations, and conceptual traps designed to test deep understanding of Isolation Of Elements.</w:t>
       </w:r>
     </w:p>
     <w:tbl>
@@ -391,7 +703,7 @@
                 <w:color w:val="2D3748"/>
                 <w:sz w:val="19"/>
               </w:rPr>
-              <w:t>Watch for algebraic and sign errors.</w:t>
+              <w:t>Read questions carefully for keywords like 'incorrect', 'not true', or non-standard conditions.</w:t>
             </w:r>
           </w:p>
         </w:tc>
@@ -432,7 +744,7 @@
                 <w:color w:val="2D3748"/>
                 <w:sz w:val="19"/>
               </w:rPr>
-              <w:t>Verify dimensions and boundary conditions.</w:t>
+              <w:t>Elimination of extreme or unphysical answer choices improves accuracy in assertion-reason and multiple-statement questions.</w:t>
             </w:r>
           </w:p>
         </w:tc>
@@ -494,6 +806,187 @@
         <w:rPr>
           <w:sz w:val="18"/>
         </w:rPr>
+        <w:t xml:space="preserve">"Which one of the following reactions does not occur during extraction of copper?..."  </w:t>
+      </w:r>
+      <w:r>
+        <w:rPr>
+          <w:b/>
+          <w:color w:val="2B6CB0"/>
+          <w:sz w:val="18"/>
+        </w:rPr>
+        <w:t>[Ans: N/A]</w:t>
+      </w:r>
+    </w:p>
+    <w:p>
+      <w:pPr>
+        <w:pStyle w:val="ListBullet"/>
+        <w:spacing w:after="40"/>
+      </w:pPr>
+      <w:r>
+        <w:rPr>
+          <w:b/>
+          <w:sz w:val="18"/>
+        </w:rPr>
+        <w:t xml:space="preserve">[2023 Morning Shift] Q#2 (MCQ): </w:t>
+      </w:r>
+      <w:r>
+        <w:rPr>
+          <w:sz w:val="18"/>
+        </w:rPr>
+        <w:t xml:space="preserve">"Which one of the following is not an example of calcination?..."  </w:t>
+      </w:r>
+      <w:r>
+        <w:rPr>
+          <w:b/>
+          <w:color w:val="2B6CB0"/>
+          <w:sz w:val="18"/>
+        </w:rPr>
+        <w:t>[Ans: B]</w:t>
+      </w:r>
+    </w:p>
+    <w:p>
+      <w:pPr>
+        <w:spacing w:after="120"/>
+      </w:pPr>
+    </w:p>
+    <w:p>
+      <w:pPr>
+        <w:pStyle w:val="Heading2"/>
+      </w:pPr>
+      <w:r>
+        <w:rPr>
+          <w:color w:val="2B6CB0"/>
+          <w:sz w:val="24"/>
+        </w:rPr>
+        <w:t>3.2 Isolation Of Elements — Standard Calculations &amp; Problem Archetypes (Very High Yield — 43 PYQs)</w:t>
+      </w:r>
+    </w:p>
+    <w:p>
+      <w:r>
+        <w:rPr>
+          <w:b/>
+          <w:sz w:val="20"/>
+        </w:rPr>
+        <w:t xml:space="preserve">Core Principle: </w:t>
+      </w:r>
+      <w:r>
+        <w:rPr>
+          <w:sz w:val="20"/>
+        </w:rPr>
+        <w:t>Quantitative numerical problem-solving techniques and standard question patterns frequently seen in Isolation Of Elements.</w:t>
+      </w:r>
+    </w:p>
+    <w:tbl>
+      <w:tblPr>
+        <w:tblW w:type="auto" w:w="0"/>
+        <w:jc w:val="center"/>
+        <w:tblLook w:firstColumn="1" w:firstRow="1" w:lastColumn="0" w:lastRow="0" w:noHBand="0" w:noVBand="1" w:val="04A0"/>
+      </w:tblPr>
+      <w:tblGrid>
+        <w:gridCol w:w="10080"/>
+      </w:tblGrid>
+      <w:tr>
+        <w:tc>
+          <w:tcPr>
+            <w:tcW w:type="dxa" w:w="10080"/>
+            <w:shd w:fill="FFF5F5"/>
+            <w:tcMar>
+              <w:top w:w="100" w:type="dxa"/>
+              <w:bottom w:w="100" w:type="dxa"/>
+              <w:left w:w="150" w:type="dxa"/>
+              <w:right w:w="150" w:type="dxa"/>
+            </w:tcMar>
+          </w:tcPr>
+          <w:p>
+            <w:r>
+              <w:rPr>
+                <w:b/>
+                <w:color w:val="C53030"/>
+                <w:sz w:val="19"/>
+              </w:rPr>
+              <w:t xml:space="preserve">⚠️ Common Trap / JEE Pitfall: </w:t>
+            </w:r>
+            <w:r>
+              <w:rPr>
+                <w:color w:val="2D3748"/>
+                <w:sz w:val="19"/>
+              </w:rPr>
+              <w:t>Watch for algebraic rounding, stoichiometric balancing, and boundary condition checks.</w:t>
+            </w:r>
+          </w:p>
+        </w:tc>
+      </w:tr>
+    </w:tbl>
+    <w:tbl>
+      <w:tblPr>
+        <w:tblW w:type="auto" w:w="0"/>
+        <w:jc w:val="center"/>
+        <w:tblLook w:firstColumn="1" w:firstRow="1" w:lastColumn="0" w:lastRow="0" w:noHBand="0" w:noVBand="1" w:val="04A0"/>
+      </w:tblPr>
+      <w:tblGrid>
+        <w:gridCol w:w="10080"/>
+      </w:tblGrid>
+      <w:tr>
+        <w:tc>
+          <w:tcPr>
+            <w:tcW w:type="dxa" w:w="10080"/>
+            <w:shd w:fill="F0FFF4"/>
+            <w:tcMar>
+              <w:top w:w="100" w:type="dxa"/>
+              <w:bottom w:w="100" w:type="dxa"/>
+              <w:left w:w="150" w:type="dxa"/>
+              <w:right w:w="150" w:type="dxa"/>
+            </w:tcMar>
+          </w:tcPr>
+          <w:p>
+            <w:r>
+              <w:rPr>
+                <w:b/>
+                <w:color w:val="276749"/>
+                <w:sz w:val="19"/>
+              </w:rPr>
+              <w:t xml:space="preserve">💡 Speed Hack / Trick: </w:t>
+            </w:r>
+            <w:r>
+              <w:rPr>
+                <w:color w:val="2D3748"/>
+                <w:sz w:val="19"/>
+              </w:rPr>
+              <w:t>Dimensional consistency checks and ratio comparisons can quickly eliminate incorrect options.</w:t>
+            </w:r>
+          </w:p>
+        </w:tc>
+      </w:tr>
+    </w:tbl>
+    <w:p>
+      <w:pPr>
+        <w:spacing w:before="120" w:after="40"/>
+      </w:pPr>
+      <w:r>
+        <w:rPr>
+          <w:b/>
+          <w:color w:val="1A365D"/>
+          <w:sz w:val="19"/>
+        </w:rPr>
+        <w:t>Source PYQs testing this concept:</w:t>
+      </w:r>
+    </w:p>
+    <w:p>
+      <w:pPr>
+        <w:pStyle w:val="ListBullet"/>
+        <w:spacing w:after="40"/>
+      </w:pPr>
+      <w:r>
+        <w:rPr>
+          <w:b/>
+          <w:sz w:val="18"/>
+        </w:rPr>
+        <w:t xml:space="preserve">[2023 Morning Shift] Q#1 (MCQ): </w:t>
+      </w:r>
+      <w:r>
+        <w:rPr>
+          <w:sz w:val="18"/>
+        </w:rPr>
         <w:t xml:space="preserve">"Given below are two statements: one is labelled as Assertion A and the other is labelled as Reason R Assertion A : In the Ellingham diagram,..."  </w:t>
       </w:r>
       <w:r>
@@ -522,6 +1015,241 @@
           <w:sz w:val="18"/>
         </w:rPr>
         <w:t xml:space="preserve">"Which of the following is used as a stabilizer during the concentration of sulphide ores?..."  </w:t>
+      </w:r>
+      <w:r>
+        <w:rPr>
+          <w:b/>
+          <w:color w:val="2B6CB0"/>
+          <w:sz w:val="18"/>
+        </w:rPr>
+        <w:t>[Ans: N/A]</w:t>
+      </w:r>
+    </w:p>
+    <w:p>
+      <w:pPr>
+        <w:pStyle w:val="ListBullet"/>
+        <w:spacing w:after="40"/>
+      </w:pPr>
+      <w:r>
+        <w:rPr>
+          <w:b/>
+          <w:sz w:val="18"/>
+        </w:rPr>
+        <w:t xml:space="preserve">[2023 Morning Shift] Q#1 (MCQ): </w:t>
+      </w:r>
+      <w:r>
+        <w:rPr>
+          <w:sz w:val="18"/>
+        </w:rPr>
+        <w:t xml:space="preserve">"Given below are two statements: one is labelled as Assertion A and the other is labelled as Reason R Assertion A: In an Ellingham diagram, t..."  </w:t>
+      </w:r>
+      <w:r>
+        <w:rPr>
+          <w:b/>
+          <w:color w:val="2B6CB0"/>
+          <w:sz w:val="18"/>
+        </w:rPr>
+        <w:t>[Ans: N/A]</w:t>
+      </w:r>
+    </w:p>
+    <w:p>
+      <w:pPr>
+        <w:spacing w:after="120"/>
+      </w:pPr>
+    </w:p>
+    <w:p>
+      <w:pPr>
+        <w:pStyle w:val="Heading2"/>
+      </w:pPr>
+      <w:r>
+        <w:rPr>
+          <w:color w:val="2B6CB0"/>
+          <w:sz w:val="24"/>
+        </w:rPr>
+        <w:t>3.3 Isolation Of Elements — Core Principles &amp; Governing Laws (Very High Yield — 15 PYQs)</w:t>
+      </w:r>
+    </w:p>
+    <w:p>
+      <w:r>
+        <w:rPr>
+          <w:b/>
+          <w:sz w:val="20"/>
+        </w:rPr>
+        <w:t xml:space="preserve">Core Principle: </w:t>
+      </w:r>
+      <w:r>
+        <w:rPr>
+          <w:sz w:val="20"/>
+        </w:rPr>
+        <w:t>Fundamental definitions, core postulates, and governing physical/chemical relations in Isolation Of Elements.</w:t>
+      </w:r>
+    </w:p>
+    <w:tbl>
+      <w:tblPr>
+        <w:tblW w:type="auto" w:w="0"/>
+        <w:jc w:val="center"/>
+        <w:tblLook w:firstColumn="1" w:firstRow="1" w:lastColumn="0" w:lastRow="0" w:noHBand="0" w:noVBand="1" w:val="04A0"/>
+      </w:tblPr>
+      <w:tblGrid>
+        <w:gridCol w:w="10080"/>
+      </w:tblGrid>
+      <w:tr>
+        <w:tc>
+          <w:tcPr>
+            <w:tcW w:type="dxa" w:w="10080"/>
+            <w:shd w:fill="FFF5F5"/>
+            <w:tcMar>
+              <w:top w:w="100" w:type="dxa"/>
+              <w:bottom w:w="100" w:type="dxa"/>
+              <w:left w:w="150" w:type="dxa"/>
+              <w:right w:w="150" w:type="dxa"/>
+            </w:tcMar>
+          </w:tcPr>
+          <w:p>
+            <w:r>
+              <w:rPr>
+                <w:b/>
+                <w:color w:val="C53030"/>
+                <w:sz w:val="19"/>
+              </w:rPr>
+              <w:t xml:space="preserve">⚠️ Common Trap / JEE Pitfall: </w:t>
+            </w:r>
+            <w:r>
+              <w:rPr>
+                <w:color w:val="2D3748"/>
+                <w:sz w:val="19"/>
+              </w:rPr>
+              <w:t>Carefully verify units, standard reference states, and sign conventions in Isolation Of Elements.</w:t>
+            </w:r>
+          </w:p>
+        </w:tc>
+      </w:tr>
+    </w:tbl>
+    <w:tbl>
+      <w:tblPr>
+        <w:tblW w:type="auto" w:w="0"/>
+        <w:jc w:val="center"/>
+        <w:tblLook w:firstColumn="1" w:firstRow="1" w:lastColumn="0" w:lastRow="0" w:noHBand="0" w:noVBand="1" w:val="04A0"/>
+      </w:tblPr>
+      <w:tblGrid>
+        <w:gridCol w:w="10080"/>
+      </w:tblGrid>
+      <w:tr>
+        <w:tc>
+          <w:tcPr>
+            <w:tcW w:type="dxa" w:w="10080"/>
+            <w:shd w:fill="F0FFF4"/>
+            <w:tcMar>
+              <w:top w:w="100" w:type="dxa"/>
+              <w:bottom w:w="100" w:type="dxa"/>
+              <w:left w:w="150" w:type="dxa"/>
+              <w:right w:w="150" w:type="dxa"/>
+            </w:tcMar>
+          </w:tcPr>
+          <w:p>
+            <w:r>
+              <w:rPr>
+                <w:b/>
+                <w:color w:val="276749"/>
+                <w:sz w:val="19"/>
+              </w:rPr>
+              <w:t xml:space="preserve">💡 Speed Hack / Trick: </w:t>
+            </w:r>
+            <w:r>
+              <w:rPr>
+                <w:color w:val="2D3748"/>
+                <w:sz w:val="19"/>
+              </w:rPr>
+              <w:t>Focus on high-yield formulas and standard limiting approximations tested in Isolation Of Elements PYQs.</w:t>
+            </w:r>
+          </w:p>
+        </w:tc>
+      </w:tr>
+    </w:tbl>
+    <w:p>
+      <w:pPr>
+        <w:spacing w:before="120" w:after="40"/>
+      </w:pPr>
+      <w:r>
+        <w:rPr>
+          <w:b/>
+          <w:color w:val="1A365D"/>
+          <w:sz w:val="19"/>
+        </w:rPr>
+        <w:t>Source PYQs testing this concept:</w:t>
+      </w:r>
+    </w:p>
+    <w:p>
+      <w:pPr>
+        <w:pStyle w:val="ListBullet"/>
+        <w:spacing w:after="40"/>
+      </w:pPr>
+      <w:r>
+        <w:rPr>
+          <w:b/>
+          <w:sz w:val="18"/>
+        </w:rPr>
+        <w:t xml:space="preserve">[2023 Morning Shift] Q#3 (MCQ): </w:t>
+      </w:r>
+      <w:r>
+        <w:rPr>
+          <w:sz w:val="18"/>
+        </w:rPr>
+        <w:t xml:space="preserve">"Match List I with List II List-I List-II A. Reverberatory furnace I. Pig Iron B. Electrolytic cell II. Aluminium C. Blast furnace III. Silic..."  </w:t>
+      </w:r>
+      <w:r>
+        <w:rPr>
+          <w:b/>
+          <w:color w:val="2B6CB0"/>
+          <w:sz w:val="18"/>
+        </w:rPr>
+        <w:t>[Ans: N/A]</w:t>
+      </w:r>
+    </w:p>
+    <w:p>
+      <w:pPr>
+        <w:pStyle w:val="ListBullet"/>
+        <w:spacing w:after="40"/>
+      </w:pPr>
+      <w:r>
+        <w:rPr>
+          <w:b/>
+          <w:sz w:val="18"/>
+        </w:rPr>
+        <w:t xml:space="preserve">[2022 Evening Shift] Q#3 (MCQ): </w:t>
+      </w:r>
+      <w:r>
+        <w:rPr>
+          <w:sz w:val="18"/>
+        </w:rPr>
+        <w:t xml:space="preserve">"The metal that is not extracted from its sulfide ore is :..."  </w:t>
+      </w:r>
+      <w:r>
+        <w:rPr>
+          <w:b/>
+          <w:color w:val="2B6CB0"/>
+          <w:sz w:val="18"/>
+        </w:rPr>
+        <w:t>[Ans: N/A]</w:t>
+      </w:r>
+    </w:p>
+    <w:p>
+      <w:pPr>
+        <w:pStyle w:val="ListBullet"/>
+        <w:spacing w:after="40"/>
+      </w:pPr>
+      <w:r>
+        <w:rPr>
+          <w:b/>
+          <w:sz w:val="18"/>
+        </w:rPr>
+        <w:t xml:space="preserve">[2022 Evening Shift] Q#3 (MCQ): </w:t>
+      </w:r>
+      <w:r>
+        <w:rPr>
+          <w:sz w:val="18"/>
+        </w:rPr>
+        <w:t xml:space="preserve">"Match List I with List II. List-I Ore List-II Composition (A) Siderite (I) FeCO _(3) (B) Malachite (II) CuCO _(3) . Cu(OH) _(2) (C) Sp..."  </w:t>
       </w:r>
       <w:r>
         <w:rPr>
@@ -660,6 +1388,248 @@
               <w:t>Solution Analysis:</w:t>
               <w:br/>
               <w:t>The purification method described by the transformation: \underset(X)Solidvec(→ ≤ ftarrow)\underset(X)Vapourvec(→ ≤ ftarrow)\underset(X)Solid is known as Sublimation . In sublimation, a solid substance directly transforms into its gaseous phase upon heating and reverts back to the solid phase upon cooling. This technique is commonly used to purify substances, particularly those that sublime more easily than others under the same conditions. Sublimation is effective for separating substances with different volatility, like separating ammonium chloride from a mixture with sodium chloride, as ammonium chloride sublimates while sodium chloride does not.</w:t>
+            </w:r>
+          </w:p>
+        </w:tc>
+      </w:tr>
+    </w:tbl>
+    <w:p>
+      <w:pPr>
+        <w:spacing w:after="120"/>
+      </w:pPr>
+    </w:p>
+    <w:p>
+      <w:pPr>
+        <w:spacing w:before="160" w:after="40"/>
+      </w:pPr>
+      <w:r>
+        <w:rPr>
+          <w:b/>
+          <w:color w:val="1A365D"/>
+          <w:sz w:val="22"/>
+        </w:rPr>
+        <w:t>Benchmark Problem 2: JEE Main 2023 (Online) 12th April Morning Shift (Q#1)</w:t>
+      </w:r>
+    </w:p>
+    <w:p>
+      <w:pPr>
+        <w:spacing w:after="80"/>
+      </w:pPr>
+      <w:r>
+        <w:rPr>
+          <w:sz w:val="20"/>
+        </w:rPr>
+        <w:t>Given below are two statements: one is labelled as Assertion A and the other is labelled as Reason R Assertion A : In the Ellingham diagram, a sharp change in slope of the line is observed for Mg → MgO at ∼1120°C Reason R: There is a large change of entropy associated with the change of state In the light of the above statements, choose the correct answer from the options given below</w:t>
+      </w:r>
+    </w:p>
+    <w:p>
+      <w:pPr>
+        <w:pStyle w:val="ListBullet"/>
+        <w:spacing w:after="20"/>
+      </w:pPr>
+      <w:r>
+        <w:rPr>
+          <w:sz w:val="19"/>
+        </w:rPr>
+        <w:t>(A) Both A and R are true and R is the correct explanation of A</w:t>
+      </w:r>
+    </w:p>
+    <w:p>
+      <w:pPr>
+        <w:pStyle w:val="ListBullet"/>
+        <w:spacing w:after="20"/>
+      </w:pPr>
+      <w:r>
+        <w:rPr>
+          <w:sz w:val="19"/>
+        </w:rPr>
+        <w:t>(B) A is false but R is true</w:t>
+      </w:r>
+    </w:p>
+    <w:p>
+      <w:pPr>
+        <w:pStyle w:val="ListBullet"/>
+        <w:spacing w:after="20"/>
+      </w:pPr>
+      <w:r>
+        <w:rPr>
+          <w:sz w:val="19"/>
+        </w:rPr>
+        <w:t>(C) Both A and R are true but R is NOT the correct explanation of A</w:t>
+      </w:r>
+    </w:p>
+    <w:p>
+      <w:pPr>
+        <w:pStyle w:val="ListBullet"/>
+        <w:spacing w:after="20"/>
+      </w:pPr>
+      <w:r>
+        <w:rPr>
+          <w:sz w:val="19"/>
+        </w:rPr>
+        <w:t>(D) A is true but R is false</w:t>
+      </w:r>
+    </w:p>
+    <w:tbl>
+      <w:tblPr>
+        <w:tblW w:type="auto" w:w="0"/>
+        <w:jc w:val="center"/>
+        <w:tblLook w:firstColumn="1" w:firstRow="1" w:lastColumn="0" w:lastRow="0" w:noHBand="0" w:noVBand="1" w:val="04A0"/>
+      </w:tblPr>
+      <w:tblGrid>
+        <w:gridCol w:w="10080"/>
+      </w:tblGrid>
+      <w:tr>
+        <w:tc>
+          <w:tcPr>
+            <w:tcW w:type="dxa" w:w="10080"/>
+            <w:shd w:fill="F7FAFC"/>
+            <w:tcMar>
+              <w:top w:w="100" w:type="dxa"/>
+              <w:bottom w:w="100" w:type="dxa"/>
+              <w:left w:w="150" w:type="dxa"/>
+              <w:right w:w="150" w:type="dxa"/>
+            </w:tcMar>
+          </w:tcPr>
+          <w:p>
+            <w:r>
+              <w:rPr>
+                <w:b/>
+                <w:color w:val="1A365D"/>
+                <w:sz w:val="19"/>
+              </w:rPr>
+              <w:t>Correct Answer: None</w:t>
+              <w:br/>
+            </w:r>
+            <w:r>
+              <w:rPr>
+                <w:color w:val="2D3748"/>
+                <w:sz w:val="18"/>
+              </w:rPr>
+              <w:t>Solution Analysis:</w:t>
+              <w:br/>
+              <w:t>In the Ellingham diagram, a sharp change in slope of the line is observed for Mg-MgO at ∼1120°C because that is the boiling point of magnesium. There is a large increase in entropy associated with the change of state of magnesium. So, both Assertion (A) and Reason (R) are true and (R) is the correct explanation of (A) .</w:t>
+            </w:r>
+          </w:p>
+        </w:tc>
+      </w:tr>
+    </w:tbl>
+    <w:p>
+      <w:pPr>
+        <w:spacing w:after="120"/>
+      </w:pPr>
+    </w:p>
+    <w:p>
+      <w:pPr>
+        <w:spacing w:before="160" w:after="40"/>
+      </w:pPr>
+      <w:r>
+        <w:rPr>
+          <w:b/>
+          <w:color w:val="1A365D"/>
+          <w:sz w:val="22"/>
+        </w:rPr>
+        <w:t>Benchmark Problem 3: JEE Main 2023 (Online) 24th January Morning Shift (Q#3)</w:t>
+      </w:r>
+    </w:p>
+    <w:p>
+      <w:pPr>
+        <w:spacing w:after="80"/>
+      </w:pPr>
+      <w:r>
+        <w:rPr>
+          <w:sz w:val="20"/>
+        </w:rPr>
+        <w:t>Match List I with List II List-I List-II A. Reverberatory furnace I. Pig Iron B. Electrolytic cell II. Aluminium C. Blast furnace III. Silicon D. Zone Refining furnace IV. Copper Choose the correct answer from the options given below :</w:t>
+      </w:r>
+    </w:p>
+    <w:p>
+      <w:pPr>
+        <w:pStyle w:val="ListBullet"/>
+        <w:spacing w:after="20"/>
+      </w:pPr>
+      <w:r>
+        <w:rPr>
+          <w:sz w:val="19"/>
+        </w:rPr>
+        <w:t>(A) -III, B-IV, C-I, D-II</w:t>
+      </w:r>
+    </w:p>
+    <w:p>
+      <w:pPr>
+        <w:pStyle w:val="ListBullet"/>
+        <w:spacing w:after="20"/>
+      </w:pPr>
+      <w:r>
+        <w:rPr>
+          <w:sz w:val="19"/>
+        </w:rPr>
+        <w:t>(B) -IV, B-II, C-I, D-III</w:t>
+      </w:r>
+    </w:p>
+    <w:p>
+      <w:pPr>
+        <w:pStyle w:val="ListBullet"/>
+        <w:spacing w:after="20"/>
+      </w:pPr>
+      <w:r>
+        <w:rPr>
+          <w:sz w:val="19"/>
+        </w:rPr>
+        <w:t>(C) -I, B-IV, C-II, D-III</w:t>
+      </w:r>
+    </w:p>
+    <w:p>
+      <w:pPr>
+        <w:pStyle w:val="ListBullet"/>
+        <w:spacing w:after="20"/>
+      </w:pPr>
+      <w:r>
+        <w:rPr>
+          <w:sz w:val="19"/>
+        </w:rPr>
+        <w:t>(D) -I, B-III, C-II, D-IV</w:t>
+      </w:r>
+    </w:p>
+    <w:tbl>
+      <w:tblPr>
+        <w:tblW w:type="auto" w:w="0"/>
+        <w:jc w:val="center"/>
+        <w:tblLook w:firstColumn="1" w:firstRow="1" w:lastColumn="0" w:lastRow="0" w:noHBand="0" w:noVBand="1" w:val="04A0"/>
+      </w:tblPr>
+      <w:tblGrid>
+        <w:gridCol w:w="10080"/>
+      </w:tblGrid>
+      <w:tr>
+        <w:tc>
+          <w:tcPr>
+            <w:tcW w:type="dxa" w:w="10080"/>
+            <w:shd w:fill="F7FAFC"/>
+            <w:tcMar>
+              <w:top w:w="100" w:type="dxa"/>
+              <w:bottom w:w="100" w:type="dxa"/>
+              <w:left w:w="150" w:type="dxa"/>
+              <w:right w:w="150" w:type="dxa"/>
+            </w:tcMar>
+          </w:tcPr>
+          <w:p>
+            <w:r>
+              <w:rPr>
+                <w:b/>
+                <w:color w:val="1A365D"/>
+                <w:sz w:val="19"/>
+              </w:rPr>
+              <w:t>Correct Answer: None</w:t>
+              <w:br/>
+            </w:r>
+            <w:r>
+              <w:rPr>
+                <w:color w:val="2D3748"/>
+                <w:sz w:val="18"/>
+              </w:rPr>
+              <w:t>Solution Analysis:</w:t>
+              <w:br/>
+              <w:t>(A) Reverberatory furnance is used for extraction of copper. (B) Electrolytic cell is used for obtaining highly reactive metals like aluminium. (C) Blast furnace is used for pig iron. (D) Zone refining is used for purification of silicon.</w:t>
             </w:r>
           </w:p>
         </w:tc>

--- a/dist/exports/isolation-of-elements_revision_notes.docx
+++ b/dist/exports/isolation-of-elements_revision_notes.docx
@@ -189,7 +189,7 @@
                 <w:color w:val="2D3748"/>
                 <w:sz w:val="19"/>
               </w:rPr>
-              <w:t>Isolation Of Elements — Applied Cases, Reactions &amp; Traps</w:t>
+              <w:t>Isolation Of Elements — Core Principles &amp; Governing Laws</w:t>
             </w:r>
           </w:p>
         </w:tc>
@@ -209,7 +209,7 @@
               <w:rPr>
                 <w:sz w:val="19"/>
               </w:rPr>
-              <w:t>51 PYQs</w:t>
+              <w:t>75 PYQs</w:t>
             </w:r>
           </w:p>
         </w:tc>
@@ -230,7 +230,7 @@
                 <w:color w:val="718096"/>
                 <w:sz w:val="19"/>
               </w:rPr>
-              <w:t>Applied Topics</w:t>
+              <w:t>Core Principle</w:t>
             </w:r>
           </w:p>
         </w:tc>
@@ -276,7 +276,7 @@
                 <w:color w:val="2D3748"/>
                 <w:sz w:val="19"/>
               </w:rPr>
-              <w:t>Isolation Of Elements — Standard Calculations &amp; Problem Archetypes</w:t>
+              <w:t>Isolation Of Elements — Applied Cases, Reactions &amp; Traps</w:t>
             </w:r>
           </w:p>
         </w:tc>
@@ -296,7 +296,7 @@
               <w:rPr>
                 <w:sz w:val="19"/>
               </w:rPr>
-              <w:t>43 PYQs</w:t>
+              <w:t>28 PYQs</w:t>
             </w:r>
           </w:p>
         </w:tc>
@@ -317,7 +317,7 @@
                 <w:color w:val="718096"/>
                 <w:sz w:val="19"/>
               </w:rPr>
-              <w:t>Quantitative Analysis</w:t>
+              <w:t>Applied Topics</w:t>
             </w:r>
           </w:p>
         </w:tc>
@@ -338,10 +338,10 @@
             <w:r>
               <w:rPr>
                 <w:b/>
-                <w:color w:val="C53030"/>
+                <w:color w:val="718096"/>
                 <w:sz w:val="19"/>
               </w:rPr>
-              <w:t>Very High</w:t>
+              <w:t>Moderate</w:t>
             </w:r>
           </w:p>
         </w:tc>
@@ -363,7 +363,7 @@
                 <w:color w:val="2D3748"/>
                 <w:sz w:val="19"/>
               </w:rPr>
-              <w:t>Isolation Of Elements — Core Principles &amp; Governing Laws</w:t>
+              <w:t>Isolation Of Elements — Standard Calculations &amp; Problem Archetypes</w:t>
             </w:r>
           </w:p>
         </w:tc>
@@ -383,7 +383,7 @@
               <w:rPr>
                 <w:sz w:val="19"/>
               </w:rPr>
-              <w:t>15 PYQs</w:t>
+              <w:t>4 PYQs</w:t>
             </w:r>
           </w:p>
         </w:tc>
@@ -404,7 +404,7 @@
                 <w:color w:val="718096"/>
                 <w:sz w:val="19"/>
               </w:rPr>
-              <w:t>Core Principle</w:t>
+              <w:t>Quantitative Analysis</w:t>
             </w:r>
           </w:p>
         </w:tc>
@@ -504,7 +504,7 @@
                 <w:color w:val="1A365D"/>
                 <w:sz w:val="19"/>
               </w:rPr>
-              <w:t>Isolation Of Elements — Applied Cases, Reactions &amp; Traps</w:t>
+              <w:t>Isolation Of Elements — Core Principles &amp; Governing Laws</w:t>
             </w:r>
           </w:p>
         </w:tc>
@@ -526,7 +526,7 @@
                 <w:color w:val="2D3748"/>
                 <w:sz w:val="19"/>
               </w:rPr>
-              <w:t>600^{\circ}C,C, \quad CaCO_{3}\overset{\Delta}{\longrightarrow}CaO+CO_{2}, \quad Al_{2}O_{3}</w:t>
+              <w:t>Al_{2}O_{3}, \quad Cu(OH)_{2},CuCO_{3}, \quad \Delta_{r}S^{0}</w:t>
             </w:r>
           </w:p>
         </w:tc>
@@ -550,7 +550,7 @@
                 <w:color w:val="1A365D"/>
                 <w:sz w:val="19"/>
               </w:rPr>
-              <w:t>Isolation Of Elements — Standard Calculations &amp; Problem Archetypes</w:t>
+              <w:t>Isolation Of Elements — Applied Cases, Reactions &amp; Traps</w:t>
             </w:r>
           </w:p>
         </w:tc>
@@ -572,7 +572,7 @@
                 <w:color w:val="2D3748"/>
                 <w:sz w:val="19"/>
               </w:rPr>
-              <w:t>_{2}, \quad Al_{2}O_{3}, \quad \Delta_{r}S^{0}</w:t>
+              <w:t>CaCO_{3}\overset{\Delta}{\longrightarrow}CaO+CO_{2}, \quad CS_{2}, \quad Zr+2I_{2} \rightarrow ZrI_{4}</w:t>
             </w:r>
           </w:p>
         </w:tc>
@@ -596,7 +596,7 @@
                 <w:color w:val="1A365D"/>
                 <w:sz w:val="19"/>
               </w:rPr>
-              <w:t>Isolation Of Elements — Core Principles &amp; Governing Laws</w:t>
+              <w:t>Isolation Of Elements — Standard Calculations &amp; Problem Archetypes</w:t>
             </w:r>
           </w:p>
         </w:tc>
@@ -618,7 +618,7 @@
                 <w:color w:val="2D3748"/>
                 <w:sz w:val="19"/>
               </w:rPr>
-              <w:t>_{3}, \quad Na_{3}AlF_{6}, \quad _{2}</w:t>
+              <w:t>^{\circ}, \quad Al_{2}O_{3}, \quad 900^{\circ}C</w:t>
             </w:r>
           </w:p>
         </w:tc>
@@ -650,7 +650,215 @@
           <w:color w:val="2B6CB0"/>
           <w:sz w:val="24"/>
         </w:rPr>
-        <w:t>3.1 Isolation Of Elements — Applied Cases, Reactions &amp; Traps (Very High Yield — 51 PYQs)</w:t>
+        <w:t>3.1 Isolation Of Elements — Core Principles &amp; Governing Laws (Very High Yield — 75 PYQs)</w:t>
+      </w:r>
+    </w:p>
+    <w:p>
+      <w:r>
+        <w:rPr>
+          <w:b/>
+          <w:sz w:val="20"/>
+        </w:rPr>
+        <w:t xml:space="preserve">Core Principle: </w:t>
+      </w:r>
+      <w:r>
+        <w:rPr>
+          <w:sz w:val="20"/>
+        </w:rPr>
+        <w:t>Fundamental definitions, core postulates, and governing physical/chemical relations in Isolation Of Elements.</w:t>
+      </w:r>
+    </w:p>
+    <w:tbl>
+      <w:tblPr>
+        <w:tblW w:type="auto" w:w="0"/>
+        <w:jc w:val="center"/>
+        <w:tblLook w:firstColumn="1" w:firstRow="1" w:lastColumn="0" w:lastRow="0" w:noHBand="0" w:noVBand="1" w:val="04A0"/>
+      </w:tblPr>
+      <w:tblGrid>
+        <w:gridCol w:w="10080"/>
+      </w:tblGrid>
+      <w:tr>
+        <w:tc>
+          <w:tcPr>
+            <w:tcW w:type="dxa" w:w="10080"/>
+            <w:shd w:fill="FFF5F5"/>
+            <w:tcMar>
+              <w:top w:w="100" w:type="dxa"/>
+              <w:bottom w:w="100" w:type="dxa"/>
+              <w:left w:w="150" w:type="dxa"/>
+              <w:right w:w="150" w:type="dxa"/>
+            </w:tcMar>
+          </w:tcPr>
+          <w:p>
+            <w:r>
+              <w:rPr>
+                <w:b/>
+                <w:color w:val="C53030"/>
+                <w:sz w:val="19"/>
+              </w:rPr>
+              <w:t xml:space="preserve">⚠️ Common Trap / JEE Pitfall: </w:t>
+            </w:r>
+            <w:r>
+              <w:rPr>
+                <w:color w:val="2D3748"/>
+                <w:sz w:val="19"/>
+              </w:rPr>
+              <w:t>Carefully verify units, standard reference states, and sign conventions in Isolation Of Elements.</w:t>
+            </w:r>
+          </w:p>
+        </w:tc>
+      </w:tr>
+    </w:tbl>
+    <w:tbl>
+      <w:tblPr>
+        <w:tblW w:type="auto" w:w="0"/>
+        <w:jc w:val="center"/>
+        <w:tblLook w:firstColumn="1" w:firstRow="1" w:lastColumn="0" w:lastRow="0" w:noHBand="0" w:noVBand="1" w:val="04A0"/>
+      </w:tblPr>
+      <w:tblGrid>
+        <w:gridCol w:w="10080"/>
+      </w:tblGrid>
+      <w:tr>
+        <w:tc>
+          <w:tcPr>
+            <w:tcW w:type="dxa" w:w="10080"/>
+            <w:shd w:fill="F0FFF4"/>
+            <w:tcMar>
+              <w:top w:w="100" w:type="dxa"/>
+              <w:bottom w:w="100" w:type="dxa"/>
+              <w:left w:w="150" w:type="dxa"/>
+              <w:right w:w="150" w:type="dxa"/>
+            </w:tcMar>
+          </w:tcPr>
+          <w:p>
+            <w:r>
+              <w:rPr>
+                <w:b/>
+                <w:color w:val="276749"/>
+                <w:sz w:val="19"/>
+              </w:rPr>
+              <w:t xml:space="preserve">💡 Speed Hack / Trick: </w:t>
+            </w:r>
+            <w:r>
+              <w:rPr>
+                <w:color w:val="2D3748"/>
+                <w:sz w:val="19"/>
+              </w:rPr>
+              <w:t>Focus on high-yield formulas and standard limiting approximations tested in Isolation Of Elements PYQs.</w:t>
+            </w:r>
+          </w:p>
+        </w:tc>
+      </w:tr>
+    </w:tbl>
+    <w:p>
+      <w:pPr>
+        <w:spacing w:before="120" w:after="40"/>
+      </w:pPr>
+      <w:r>
+        <w:rPr>
+          <w:b/>
+          <w:color w:val="1A365D"/>
+          <w:sz w:val="19"/>
+        </w:rPr>
+        <w:t>Source PYQs testing this concept:</w:t>
+      </w:r>
+    </w:p>
+    <w:p>
+      <w:pPr>
+        <w:pStyle w:val="ListBullet"/>
+        <w:spacing w:after="40"/>
+      </w:pPr>
+      <w:r>
+        <w:rPr>
+          <w:b/>
+          <w:sz w:val="18"/>
+        </w:rPr>
+        <w:t xml:space="preserve">[2025 Evening Shift] Q#1 (MCQ): </w:t>
+      </w:r>
+      <w:r>
+        <w:rPr>
+          <w:sz w:val="18"/>
+        </w:rPr>
+        <w:t xml:space="preserve">"The purification method based on the following physical transformation is : $\underset{(X)}{\text{Solid}}\overset{\text{Heat}}{\rightarrow \..."  </w:t>
+      </w:r>
+      <w:r>
+        <w:rPr>
+          <w:b/>
+          <w:color w:val="2B6CB0"/>
+          <w:sz w:val="18"/>
+        </w:rPr>
+        <w:t>[Ans: N/A]</w:t>
+      </w:r>
+    </w:p>
+    <w:p>
+      <w:pPr>
+        <w:pStyle w:val="ListBullet"/>
+        <w:spacing w:after="40"/>
+      </w:pPr>
+      <w:r>
+        <w:rPr>
+          <w:b/>
+          <w:sz w:val="18"/>
+        </w:rPr>
+        <w:t xml:space="preserve">[2023 Morning Shift] Q#1 (MCQ): </w:t>
+      </w:r>
+      <w:r>
+        <w:rPr>
+          <w:sz w:val="18"/>
+        </w:rPr>
+        <w:t xml:space="preserve">"Given below are two statements: one is labelled as Assertion A and the other is labelled as Reason R Assertion A : In the Ellingham diagram,..."  </w:t>
+      </w:r>
+      <w:r>
+        <w:rPr>
+          <w:b/>
+          <w:color w:val="2B6CB0"/>
+          <w:sz w:val="18"/>
+        </w:rPr>
+        <w:t>[Ans: N/A]</w:t>
+      </w:r>
+    </w:p>
+    <w:p>
+      <w:pPr>
+        <w:pStyle w:val="ListBullet"/>
+        <w:spacing w:after="40"/>
+      </w:pPr>
+      <w:r>
+        <w:rPr>
+          <w:b/>
+          <w:sz w:val="18"/>
+        </w:rPr>
+        <w:t xml:space="preserve">[2023 Morning Shift] Q#1 (MCQ): </w:t>
+      </w:r>
+      <w:r>
+        <w:rPr>
+          <w:sz w:val="18"/>
+        </w:rPr>
+        <w:t xml:space="preserve">"Which of the following is used as a stabilizer during the concentration of sulphide ores?..."  </w:t>
+      </w:r>
+      <w:r>
+        <w:rPr>
+          <w:b/>
+          <w:color w:val="2B6CB0"/>
+          <w:sz w:val="18"/>
+        </w:rPr>
+        <w:t>[Ans: N/A]</w:t>
+      </w:r>
+    </w:p>
+    <w:p>
+      <w:pPr>
+        <w:spacing w:after="120"/>
+      </w:pPr>
+    </w:p>
+    <w:p>
+      <w:pPr>
+        <w:pStyle w:val="Heading2"/>
+      </w:pPr>
+      <w:r>
+        <w:rPr>
+          <w:color w:val="2B6CB0"/>
+          <w:sz w:val="24"/>
+        </w:rPr>
+        <w:t>3.2 Isolation Of Elements — Applied Cases, Reactions &amp; Traps (Very High Yield — 28 PYQs)</w:t>
       </w:r>
     </w:p>
     <w:p>
@@ -773,33 +981,6 @@
           <w:b/>
           <w:sz w:val="18"/>
         </w:rPr>
-        <w:t xml:space="preserve">[2025 Evening Shift] Q#1 (MCQ): </w:t>
-      </w:r>
-      <w:r>
-        <w:rPr>
-          <w:sz w:val="18"/>
-        </w:rPr>
-        <w:t xml:space="preserve">"The purification method based on the following physical transformation is : $\underset{(X)}{\text{Solid}}\overset{\text{Heat}}{\rightarrow \..."  </w:t>
-      </w:r>
-      <w:r>
-        <w:rPr>
-          <w:b/>
-          <w:color w:val="2B6CB0"/>
-          <w:sz w:val="18"/>
-        </w:rPr>
-        <w:t>[Ans: N/A]</w:t>
-      </w:r>
-    </w:p>
-    <w:p>
-      <w:pPr>
-        <w:pStyle w:val="ListBullet"/>
-        <w:spacing w:after="40"/>
-      </w:pPr>
-      <w:r>
-        <w:rPr>
-          <w:b/>
-          <w:sz w:val="18"/>
-        </w:rPr>
         <w:t xml:space="preserve">[2023 Morning Shift] Q#1 (MCQ): </w:t>
       </w:r>
       <w:r>
@@ -846,6 +1027,33 @@
     </w:p>
     <w:p>
       <w:pPr>
+        <w:pStyle w:val="ListBullet"/>
+        <w:spacing w:after="40"/>
+      </w:pPr>
+      <w:r>
+        <w:rPr>
+          <w:b/>
+          <w:sz w:val="18"/>
+        </w:rPr>
+        <w:t xml:space="preserve">[2023 Evening Shift] Q#2 (MCQ): </w:t>
+      </w:r>
+      <w:r>
+        <w:rPr>
+          <w:sz w:val="18"/>
+        </w:rPr>
+        <w:t xml:space="preserve">"Which one of the following statements is incorrect?..."  </w:t>
+      </w:r>
+      <w:r>
+        <w:rPr>
+          <w:b/>
+          <w:color w:val="2B6CB0"/>
+          <w:sz w:val="18"/>
+        </w:rPr>
+        <w:t>[Ans: N/A]</w:t>
+      </w:r>
+    </w:p>
+    <w:p>
+      <w:pPr>
         <w:spacing w:after="120"/>
       </w:pPr>
     </w:p>
@@ -858,7 +1066,7 @@
           <w:color w:val="2B6CB0"/>
           <w:sz w:val="24"/>
         </w:rPr>
-        <w:t>3.2 Isolation Of Elements — Standard Calculations &amp; Problem Archetypes (Very High Yield — 43 PYQs)</w:t>
+        <w:t>3.3 Isolation Of Elements — Standard Calculations &amp; Problem Archetypes (Moderate Yield — 4 PYQs)</w:t>
       </w:r>
     </w:p>
     <w:p>
@@ -981,13 +1189,40 @@
           <w:b/>
           <w:sz w:val="18"/>
         </w:rPr>
-        <w:t xml:space="preserve">[2023 Morning Shift] Q#1 (MCQ): </w:t>
+        <w:t xml:space="preserve">[2023 Evening Shift] Q#2 (MCQ): </w:t>
       </w:r>
       <w:r>
         <w:rPr>
           <w:sz w:val="18"/>
         </w:rPr>
-        <w:t xml:space="preserve">"Given below are two statements: one is labelled as Assertion A and the other is labelled as Reason R Assertion A : In the Ellingham diagram,..."  </w:t>
+        <w:t xml:space="preserve">"In Hall - Heroult process, the following is used for reducing Al_(2)O_(3) :-..."  </w:t>
+      </w:r>
+      <w:r>
+        <w:rPr>
+          <w:b/>
+          <w:color w:val="2B6CB0"/>
+          <w:sz w:val="18"/>
+        </w:rPr>
+        <w:t>[Ans: C]</w:t>
+      </w:r>
+    </w:p>
+    <w:p>
+      <w:pPr>
+        <w:pStyle w:val="ListBullet"/>
+        <w:spacing w:after="40"/>
+      </w:pPr>
+      <w:r>
+        <w:rPr>
+          <w:b/>
+          <w:sz w:val="18"/>
+        </w:rPr>
+        <w:t xml:space="preserve">[2022 Morning Shift] Q#3 (MCQ): </w:t>
+      </w:r>
+      <w:r>
+        <w:rPr>
+          <w:sz w:val="18"/>
+        </w:rPr>
+        <w:t xml:space="preserve">"Given below are two statements : Statement I : According to Ellingham diagram, any metal oxide with higher Δ G ° is more sta..."  </w:t>
       </w:r>
       <w:r>
         <w:rPr>
@@ -1008,248 +1243,15 @@
           <w:b/>
           <w:sz w:val="18"/>
         </w:rPr>
-        <w:t xml:space="preserve">[2023 Morning Shift] Q#1 (MCQ): </w:t>
+        <w:t xml:space="preserve">[2020 Shift] Q#4 (MCQ): </w:t>
       </w:r>
       <w:r>
         <w:rPr>
           <w:sz w:val="18"/>
         </w:rPr>
-        <w:t xml:space="preserve">"Which of the following is used as a stabilizer during the concentration of sulphide ores?..."  </w:t>
-      </w:r>
-      <w:r>
-        <w:rPr>
-          <w:b/>
-          <w:color w:val="2B6CB0"/>
-          <w:sz w:val="18"/>
-        </w:rPr>
-        <w:t>[Ans: N/A]</w:t>
-      </w:r>
-    </w:p>
-    <w:p>
-      <w:pPr>
-        <w:pStyle w:val="ListBullet"/>
-        <w:spacing w:after="40"/>
-      </w:pPr>
-      <w:r>
-        <w:rPr>
-          <w:b/>
-          <w:sz w:val="18"/>
-        </w:rPr>
-        <w:t xml:space="preserve">[2023 Morning Shift] Q#1 (MCQ): </w:t>
-      </w:r>
-      <w:r>
-        <w:rPr>
-          <w:sz w:val="18"/>
-        </w:rPr>
-        <w:t xml:space="preserve">"Given below are two statements: one is labelled as Assertion A and the other is labelled as Reason R Assertion A: In an Ellingham diagram, t..."  </w:t>
-      </w:r>
-      <w:r>
-        <w:rPr>
-          <w:b/>
-          <w:color w:val="2B6CB0"/>
-          <w:sz w:val="18"/>
-        </w:rPr>
-        <w:t>[Ans: N/A]</w:t>
-      </w:r>
-    </w:p>
-    <w:p>
-      <w:pPr>
-        <w:spacing w:after="120"/>
-      </w:pPr>
-    </w:p>
-    <w:p>
-      <w:pPr>
-        <w:pStyle w:val="Heading2"/>
-      </w:pPr>
-      <w:r>
-        <w:rPr>
-          <w:color w:val="2B6CB0"/>
-          <w:sz w:val="24"/>
-        </w:rPr>
-        <w:t>3.3 Isolation Of Elements — Core Principles &amp; Governing Laws (Very High Yield — 15 PYQs)</w:t>
-      </w:r>
-    </w:p>
-    <w:p>
-      <w:r>
-        <w:rPr>
-          <w:b/>
-          <w:sz w:val="20"/>
-        </w:rPr>
-        <w:t xml:space="preserve">Core Principle: </w:t>
-      </w:r>
-      <w:r>
-        <w:rPr>
-          <w:sz w:val="20"/>
-        </w:rPr>
-        <w:t>Fundamental definitions, core postulates, and governing physical/chemical relations in Isolation Of Elements.</w:t>
-      </w:r>
-    </w:p>
-    <w:tbl>
-      <w:tblPr>
-        <w:tblW w:type="auto" w:w="0"/>
-        <w:jc w:val="center"/>
-        <w:tblLook w:firstColumn="1" w:firstRow="1" w:lastColumn="0" w:lastRow="0" w:noHBand="0" w:noVBand="1" w:val="04A0"/>
-      </w:tblPr>
-      <w:tblGrid>
-        <w:gridCol w:w="10080"/>
-      </w:tblGrid>
-      <w:tr>
-        <w:tc>
-          <w:tcPr>
-            <w:tcW w:type="dxa" w:w="10080"/>
-            <w:shd w:fill="FFF5F5"/>
-            <w:tcMar>
-              <w:top w:w="100" w:type="dxa"/>
-              <w:bottom w:w="100" w:type="dxa"/>
-              <w:left w:w="150" w:type="dxa"/>
-              <w:right w:w="150" w:type="dxa"/>
-            </w:tcMar>
-          </w:tcPr>
-          <w:p>
-            <w:r>
-              <w:rPr>
-                <w:b/>
-                <w:color w:val="C53030"/>
-                <w:sz w:val="19"/>
-              </w:rPr>
-              <w:t xml:space="preserve">⚠️ Common Trap / JEE Pitfall: </w:t>
-            </w:r>
-            <w:r>
-              <w:rPr>
-                <w:color w:val="2D3748"/>
-                <w:sz w:val="19"/>
-              </w:rPr>
-              <w:t>Carefully verify units, standard reference states, and sign conventions in Isolation Of Elements.</w:t>
-            </w:r>
-          </w:p>
-        </w:tc>
-      </w:tr>
-    </w:tbl>
-    <w:tbl>
-      <w:tblPr>
-        <w:tblW w:type="auto" w:w="0"/>
-        <w:jc w:val="center"/>
-        <w:tblLook w:firstColumn="1" w:firstRow="1" w:lastColumn="0" w:lastRow="0" w:noHBand="0" w:noVBand="1" w:val="04A0"/>
-      </w:tblPr>
-      <w:tblGrid>
-        <w:gridCol w:w="10080"/>
-      </w:tblGrid>
-      <w:tr>
-        <w:tc>
-          <w:tcPr>
-            <w:tcW w:type="dxa" w:w="10080"/>
-            <w:shd w:fill="F0FFF4"/>
-            <w:tcMar>
-              <w:top w:w="100" w:type="dxa"/>
-              <w:bottom w:w="100" w:type="dxa"/>
-              <w:left w:w="150" w:type="dxa"/>
-              <w:right w:w="150" w:type="dxa"/>
-            </w:tcMar>
-          </w:tcPr>
-          <w:p>
-            <w:r>
-              <w:rPr>
-                <w:b/>
-                <w:color w:val="276749"/>
-                <w:sz w:val="19"/>
-              </w:rPr>
-              <w:t xml:space="preserve">💡 Speed Hack / Trick: </w:t>
-            </w:r>
-            <w:r>
-              <w:rPr>
-                <w:color w:val="2D3748"/>
-                <w:sz w:val="19"/>
-              </w:rPr>
-              <w:t>Focus on high-yield formulas and standard limiting approximations tested in Isolation Of Elements PYQs.</w:t>
-            </w:r>
-          </w:p>
-        </w:tc>
-      </w:tr>
-    </w:tbl>
-    <w:p>
-      <w:pPr>
-        <w:spacing w:before="120" w:after="40"/>
-      </w:pPr>
-      <w:r>
-        <w:rPr>
-          <w:b/>
-          <w:color w:val="1A365D"/>
-          <w:sz w:val="19"/>
-        </w:rPr>
-        <w:t>Source PYQs testing this concept:</w:t>
-      </w:r>
-    </w:p>
-    <w:p>
-      <w:pPr>
-        <w:pStyle w:val="ListBullet"/>
-        <w:spacing w:after="40"/>
-      </w:pPr>
-      <w:r>
-        <w:rPr>
-          <w:b/>
-          <w:sz w:val="18"/>
-        </w:rPr>
-        <w:t xml:space="preserve">[2023 Morning Shift] Q#3 (MCQ): </w:t>
-      </w:r>
-      <w:r>
-        <w:rPr>
-          <w:sz w:val="18"/>
-        </w:rPr>
-        <w:t xml:space="preserve">"Match List I with List II List-I List-II A. Reverberatory furnace I. Pig Iron B. Electrolytic cell II. Aluminium C. Blast furnace III. Silic..."  </w:t>
-      </w:r>
-      <w:r>
-        <w:rPr>
-          <w:b/>
-          <w:color w:val="2B6CB0"/>
-          <w:sz w:val="18"/>
-        </w:rPr>
-        <w:t>[Ans: N/A]</w:t>
-      </w:r>
-    </w:p>
-    <w:p>
-      <w:pPr>
-        <w:pStyle w:val="ListBullet"/>
-        <w:spacing w:after="40"/>
-      </w:pPr>
-      <w:r>
-        <w:rPr>
-          <w:b/>
-          <w:sz w:val="18"/>
-        </w:rPr>
-        <w:t xml:space="preserve">[2022 Evening Shift] Q#3 (MCQ): </w:t>
-      </w:r>
-      <w:r>
-        <w:rPr>
-          <w:sz w:val="18"/>
-        </w:rPr>
-        <w:t xml:space="preserve">"The metal that is not extracted from its sulfide ore is :..."  </w:t>
-      </w:r>
-      <w:r>
-        <w:rPr>
-          <w:b/>
-          <w:color w:val="2B6CB0"/>
-          <w:sz w:val="18"/>
-        </w:rPr>
-        <w:t>[Ans: N/A]</w:t>
-      </w:r>
-    </w:p>
-    <w:p>
-      <w:pPr>
-        <w:pStyle w:val="ListBullet"/>
-        <w:spacing w:after="40"/>
-      </w:pPr>
-      <w:r>
-        <w:rPr>
-          <w:b/>
-          <w:sz w:val="18"/>
-        </w:rPr>
-        <w:t xml:space="preserve">[2022 Evening Shift] Q#3 (MCQ): </w:t>
-      </w:r>
-      <w:r>
-        <w:rPr>
-          <w:sz w:val="18"/>
-        </w:rPr>
-        <w:t xml:space="preserve">"Match List I with List II. List-I Ore List-II Composition (A) Siderite (I) FeCO _(3) (B) Malachite (II) CuCO _(3) . Cu(OH) _(2) (C) Sp..."  </w:t>
+        <w:t>"An Ellingham diagram provides information</w:t>
+        <w:br/>
+        <w:t xml:space="preserve">about :..."  </w:t>
       </w:r>
       <w:r>
         <w:rPr>
@@ -1408,7 +1410,7 @@
           <w:color w:val="1A365D"/>
           <w:sz w:val="22"/>
         </w:rPr>
-        <w:t>Benchmark Problem 2: JEE Main 2023 (Online) 12th April Morning Shift (Q#1)</w:t>
+        <w:t>Benchmark Problem 2: JEE Main 2023 (Online) 25th January Morning Shift (Q#1)</w:t>
       </w:r>
     </w:p>
     <w:p>
@@ -1419,7 +1421,7 @@
         <w:rPr>
           <w:sz w:val="20"/>
         </w:rPr>
-        <w:t>Given below are two statements: one is labelled as Assertion A and the other is labelled as Reason R Assertion A : In the Ellingham diagram, a sharp change in slope of the line is observed for Mg → MgO at ∼1120°C Reason R: There is a large change of entropy associated with the change of state In the light of the above statements, choose the correct answer from the options given below</w:t>
+        <w:t>Which one of the following reactions does not occur during extraction of copper?</w:t>
       </w:r>
     </w:p>
     <w:p>
@@ -1431,7 +1433,7 @@
         <w:rPr>
           <w:sz w:val="19"/>
         </w:rPr>
-        <w:t>(A) Both A and R are true and R is the correct explanation of A</w:t>
+        <w:t>(A) 2FeS+3O_(2) → 2FeO+2SO_(2)</w:t>
       </w:r>
     </w:p>
     <w:p>
@@ -1443,7 +1445,7 @@
         <w:rPr>
           <w:sz w:val="19"/>
         </w:rPr>
-        <w:t>(B) A is false but R is true</w:t>
+        <w:t>(B) FeO+SiO_(2) → FeSiO_(3)</w:t>
       </w:r>
     </w:p>
     <w:p>
@@ -1455,7 +1457,7 @@
         <w:rPr>
           <w:sz w:val="19"/>
         </w:rPr>
-        <w:t>(C) Both A and R are true but R is NOT the correct explanation of A</w:t>
+        <w:t>(C) CaO+SiO_(2) → CaSiO_(3)</w:t>
       </w:r>
     </w:p>
     <w:p>
@@ -1467,7 +1469,7 @@
         <w:rPr>
           <w:sz w:val="19"/>
         </w:rPr>
-        <w:t>(D) A is true but R is false</w:t>
+        <w:t>(D) 2Cu_(2)s+3O_(2) → 2Cu_(2)O+2SO_(2)</w:t>
       </w:r>
     </w:p>
     <w:tbl>
@@ -1508,7 +1510,7 @@
               </w:rPr>
               <w:t>Solution Analysis:</w:t>
               <w:br/>
-              <w:t>In the Ellingham diagram, a sharp change in slope of the line is observed for Mg-MgO at ∼1120°C because that is the boiling point of magnesium. There is a large increase in entropy associated with the change of state of magnesium. So, both Assertion (A) and Reason (R) are true and (R) is the correct explanation of (A) .</w:t>
+              <w:t>CuFeS_(2)+O_(2)vec(→) Cu_(2)S+FeO+SO_(2)+\undersetvery smallFeS+\undersetvery smallCu_(2)O Cu_(2)S+O_(2) → Cu_(2)O+SO_(2) FeS+O_(2) → FeO+SO_(2) FeO+SiO_(2) → FeSiO_(3) No formation of calcium silicate (CaSiO_(3)) in extraction of Cu .</w:t>
             </w:r>
           </w:p>
         </w:tc>
@@ -1529,7 +1531,7 @@
           <w:color w:val="1A365D"/>
           <w:sz w:val="22"/>
         </w:rPr>
-        <w:t>Benchmark Problem 3: JEE Main 2023 (Online) 24th January Morning Shift (Q#3)</w:t>
+        <w:t>Benchmark Problem 3: JEE Main 2023 (Online) 8th April Evening Shift (Q#2)</w:t>
       </w:r>
     </w:p>
     <w:p>
@@ -1540,7 +1542,7 @@
         <w:rPr>
           <w:sz w:val="20"/>
         </w:rPr>
-        <w:t>Match List I with List II List-I List-II A. Reverberatory furnace I. Pig Iron B. Electrolytic cell II. Aluminium C. Blast furnace III. Silicon D. Zone Refining furnace IV. Copper Choose the correct answer from the options given below :</w:t>
+        <w:t>In Hall - Heroult process, the following is used for reducing Al_(2)O_(3) :-</w:t>
       </w:r>
     </w:p>
     <w:p>
@@ -1552,7 +1554,7 @@
         <w:rPr>
           <w:sz w:val="19"/>
         </w:rPr>
-        <w:t>(A) -III, B-IV, C-I, D-II</w:t>
+        <w:t>(A) Magnesium</w:t>
       </w:r>
     </w:p>
     <w:p>
@@ -1564,7 +1566,21 @@
         <w:rPr>
           <w:sz w:val="19"/>
         </w:rPr>
-        <w:t>(B) -IV, B-II, C-I, D-III</w:t>
+        <w:t>(B) CaF_(2)</w:t>
+      </w:r>
+    </w:p>
+    <w:p>
+      <w:pPr>
+        <w:pStyle w:val="ListBullet"/>
+        <w:spacing w:after="20"/>
+      </w:pPr>
+      <w:r>
+        <w:rPr>
+          <w:b/>
+          <w:color w:val="276749"/>
+          <w:sz w:val="19"/>
+        </w:rPr>
+        <w:t>(C) Graphite</w:t>
       </w:r>
     </w:p>
     <w:p>
@@ -1576,19 +1592,7 @@
         <w:rPr>
           <w:sz w:val="19"/>
         </w:rPr>
-        <w:t>(C) -I, B-IV, C-II, D-III</w:t>
-      </w:r>
-    </w:p>
-    <w:p>
-      <w:pPr>
-        <w:pStyle w:val="ListBullet"/>
-        <w:spacing w:after="20"/>
-      </w:pPr>
-      <w:r>
-        <w:rPr>
-          <w:sz w:val="19"/>
-        </w:rPr>
-        <w:t>(D) -I, B-III, C-II, D-IV</w:t>
+        <w:t>(D) Na_(3)AlF_(6)</w:t>
       </w:r>
     </w:p>
     <w:tbl>
@@ -1619,7 +1623,7 @@
                 <w:color w:val="1A365D"/>
                 <w:sz w:val="19"/>
               </w:rPr>
-              <w:t>Correct Answer: None</w:t>
+              <w:t>Correct Answer: C</w:t>
               <w:br/>
             </w:r>
             <w:r>
@@ -1629,7 +1633,7 @@
               </w:rPr>
               <w:t>Solution Analysis:</w:t>
               <w:br/>
-              <w:t>(A) Reverberatory furnance is used for extraction of copper. (B) Electrolytic cell is used for obtaining highly reactive metals like aluminium. (C) Blast furnace is used for pig iron. (D) Zone refining is used for purification of silicon.</w:t>
+              <w:t>In the Hall-Héroult process, graphite anodes are used to reduce alumina (Al₂O₃). During the electrolytic reduction, Al³⁺ ions are reduced at the cathode to form aluminum, while at the anode, oxide ions are oxidized to form oxygen gas. The oxygen gas then reacts with the carbon in the graphite anodes to produce carbon dioxide. This means that graphite is consumed during the process, and the anodes have to be replaced periodically. So, in the context of the question, graphite (Option C) is the correct answer, as it is the material of the anode used for the electrolytic reduction of Al₂O₃ in the Hall-Héroult process.</w:t>
             </w:r>
           </w:p>
         </w:tc>
